--- a/resources/issue-notice-ee-template.docx
+++ b/resources/issue-notice-ee-template.docx
@@ -26,7 +26,7 @@
           <w:u w:val="single"/>
           <w:lang w:val="en-US"/>
         </w:rPr>
-        <w:t>CYBERABAD MUNICIPAL CORPORATION</w:t>
+        <w:t>{{Corp Full Caps}}</w:t>
       </w:r>
     </w:p>
     <w:p>
@@ -284,7 +284,7 @@
                 <w:sz w:val="20"/>
                 <w:lang w:val="en-US"/>
               </w:rPr>
-              <w:t xml:space="preserve">Lr.No.     /EE/{{Circle}}/CIR-{{CNO}}/CMC/{{Financial year}}</w:t>
+              <w:t xml:space="preserve">Lr.No.     /EE/{{Circle}}/CIR-{{CNO}}/{{Corporation}}/{{Financial year}}</w:t>
             </w:r>
           </w:p>
         </w:tc>
@@ -565,7 +565,7 @@
                 <w:sz w:val="22"/>
                 <w:szCs w:val="20"/>
               </w:rPr>
-              <w:t xml:space="preserve">CMC- Engg. - EE-{{Circle}} Circle-{{CNO}}- “{{Name of the work}}” -Non-conclusion of agreement -Notice issued - Reg.</w:t>
+              <w:t xml:space="preserve">{{Corporation}}- Engg. - EE-{{Circle}} Circle-{{CNO}}- “{{Name of the work}}” -Non-conclusion of agreement -Notice issued - Reg.</w:t>
             </w:r>
           </w:p>
           <w:p>
@@ -1239,7 +1239,7 @@
           <w:szCs w:val="20"/>
           <w:lang w:val="en-US"/>
         </w:rPr>
-        <w:t>, CMC</w:t>
+        <w:t>, {{Corporation}}</w:t>
       </w:r>
     </w:p>
     <w:p>
